--- a/01-精益工具知识库/05-世界级制造方法论/02-WCM世界级制造.docx
+++ b/01-精益工具知识库/05-世界级制造方法论/02-WCM世界级制造.docx
@@ -2566,7 +2566,7 @@
           <w:b/>
           <w:sz w:val="32"/>
         </w:rPr>
-        <w:t>6. WCM 在紧固件行业的应用</w:t>
+        <w:t>6. WCM 在制造业的应用</w:t>
       </w:r>
     </w:p>
     <w:p>
@@ -2576,7 +2576,7 @@
           <w:b w:val="0"/>
           <w:sz w:val="22"/>
         </w:rPr>
-        <w:t>紧固件行业的特点——多工序连续制造、设备密集、品种多、质量要求高——非常适合 WCM 体系的应用。</w:t>
+        <w:t>制造业的特点——多工序连续制造、设备密集、品种多、质量要求高——非常适合 WCM 体系的应用。</w:t>
       </w:r>
     </w:p>
     <w:p>
@@ -2589,7 +2589,7 @@
           <w:b w:val="0"/>
           <w:sz w:val="22"/>
         </w:rPr>
-        <w:t>AM 自主维护：冷镦机、搓丝机、热处理炉的日常点检由操作员负责</w:t>
+        <w:t>AM 自主维护：机加工设备、精加工设备、热处理炉的日常点检由操作员负责</w:t>
       </w:r>
     </w:p>
     <w:p>
@@ -2602,7 +2602,7 @@
           <w:b w:val="0"/>
           <w:sz w:val="22"/>
         </w:rPr>
-        <w:t>PM 计划维护：关键设备（如多工位冷镦机）的预防性维护计划</w:t>
+        <w:t>PM 计划维护：关键设备（如多工位机加工设备）的预防性维护计划</w:t>
       </w:r>
     </w:p>
     <w:p>
@@ -2615,7 +2615,7 @@
           <w:b w:val="0"/>
           <w:sz w:val="22"/>
         </w:rPr>
-        <w:t>QM 质量管理：螺纹通止规管理、扭矩强度在线监控、SPC 控制图</w:t>
+        <w:t>QM 质量管理：量规管理、扭矩强度在线监控、SPC 控制图</w:t>
       </w:r>
     </w:p>
     <w:p>
@@ -2628,7 +2628,7 @@
           <w:b w:val="0"/>
           <w:sz w:val="22"/>
         </w:rPr>
-        <w:t>DM 交期管理：从冷镦到成品的全流程前置时间压缩</w:t>
+        <w:t>DM 交期管理：从机加工到成品的全流程前置时间压缩</w:t>
       </w:r>
     </w:p>
     <w:p>
